--- a/docs/analysis/calibration_from_spherical_target_analysis.docx
+++ b/docs/analysis/calibration_from_spherical_target_analysis.docx
@@ -201,7 +201,7 @@
         </w:numPr>
       </w:pPr>
       <w:r>
-        <w:t xml:space="preserve">D-9. Positioner absolute accuracy: 0.1 mm (A2). Consequence: equal to the accuracy target at 500 mm, so the map is positioner-limited at near range; random per-pose positioner errors average down across the spline’s support, but a smooth systematic positioner error would be absorbed into the map, which a two-sphere bar of certified length at a few poses should bound (section 6, S6).</w:t>
+        <w:t xml:space="preserve">D-9. Positioner absolute accuracy: 0.1 mm (A2). Consequence: equal to the accuracy target at 500 mm, so the map is positioner-limited at near range; random per-pose positioner errors average down across the spline’s support, but a smooth systematic positioner error would be absorbed into the map, which a two-sphere bar of certified length at a few poses should bound (section 6, S6). No such bar is available (D-14), so this error is bounded only by the robot maker’s absolute-accuracy calibration.</w:t>
       </w:r>
     </w:p>
     <w:p>
@@ -250,6 +250,42 @@
       </w:pPr>
       <w:r>
         <w:t xml:space="preserve">D-6. The board’s pose is commanded by the positioner, not fitted. Consequence: every board frame is a full observation of the error field over the board’s area, with no unobservable plane parameters (D2).</w:t>
+      </w:r>
+    </w:p>
+    <w:p>
+      <w:pPr>
+        <w:pStyle w:val="Compact"/>
+        <w:numPr>
+          <w:ilvl w:val="0"/>
+          <w:numId w:val="1001"/>
+        </w:numPr>
+      </w:pPr>
+      <w:r>
+        <w:t xml:space="preserve">D-13. Sphere diameters must be known to 0.025 mm, measured after the matte finish; a maker’s certificate is not required. Consequence: a diameter error of 0.025 mm is a radius error of 0.0125 mm, which enters every sphere residual as an offset along the surface normal; that is an eighth of the 0.1 mm target at 500 mm and smaller than the positioner’s 0.1 mm (D-9), so it is not the limiting term. The measurement must follow the finish (bead-blasting, anodizing or paint) and, for an aluminum sphere, be taken at the session’s temperature, since a 152 mm aluminum sphere grows 0.0035 mm per degree C.</w:t>
+      </w:r>
+    </w:p>
+    <w:p>
+      <w:pPr>
+        <w:pStyle w:val="Compact"/>
+        <w:numPr>
+          <w:ilvl w:val="0"/>
+          <w:numId w:val="1001"/>
+        </w:numPr>
+      </w:pPr>
+      <w:r>
+        <w:t xml:space="preserve">D-14. No certified two-sphere bar is available. Consequence: the stage-1 validation has no artifact whose geometry is independent of the robot. Two robot-independent checks replace it on the held-out poses: the radius of each sphere fitted freely, against its measured radius, and the flatness of each board about its own best-fit plane. Both test the shape of the corrected surfaces; neither tests the scale of the volume strongly (a 0.1 percent range-scale error moves a 38.1 mm sphere’s fitted radius by 0.04 mm), and neither detects a smooth systematic positioner error absorbed into the map (D-9). Scale and positioner error are checked only against the robot itself.</w:t>
+      </w:r>
+    </w:p>
+    <w:p>
+      <w:pPr>
+        <w:pStyle w:val="Compact"/>
+        <w:numPr>
+          <w:ilvl w:val="0"/>
+          <w:numId w:val="1001"/>
+        </w:numPr>
+      </w:pPr>
+      <w:r>
+        <w:t xml:space="preserve">Deferred: the choice of precision spheres waits for a canvass of the market (section 10, question 9). The Rothbucher RSLB10M laser-scanner sphere (145 mm, sphericity 0.3 mm, radius within 0.15 mm) is a candidate provisional far-range sphere B; the pose plan is not changed until the choice is made.</w:t>
       </w:r>
     </w:p>
     <w:p>
@@ -2075,7 +2111,7 @@
         </w:numPr>
       </w:pPr>
       <w:r>
-        <w:t xml:space="preserve">Answered (D-5, D-7): 0.1 mm at 500 mm; full frustum 300 to 1,100 mm. Open: whether the target scales with standoff.</w:t>
+        <w:t xml:space="preserve">Answered (D-5, D-7, D-11): 0.1 mm at 500 mm, scaling with standoff; full frustum 300 to 1,100 mm.</w:t>
       </w:r>
     </w:p>
     <w:p>
@@ -2111,7 +2147,7 @@
         </w:numPr>
       </w:pPr>
       <w:r>
-        <w:t xml:space="preserve">Answered (D-9): positioner accuracy 0.1 mm. Open: the mounting offsets of sphere and board to the tool point, and whether a certified two-sphere bar is available for the independent check.</w:t>
+        <w:t xml:space="preserve">Answered (D-9, D-14): positioner accuracy 0.1 mm; no two-sphere bar. The mounting offsets of sphere and board to the tool point are measured in the stage-1 procedure, by the three-ball nest routine for each sphere and the board’s tool frame.</w:t>
       </w:r>
     </w:p>
     <w:p>
@@ -2140,10 +2176,22 @@
     </w:p>
     <w:p>
       <w:pPr>
+        <w:pStyle w:val="Compact"/>
+        <w:numPr>
+          <w:ilvl w:val="0"/>
+          <w:numId w:val="1004"/>
+        </w:numPr>
+      </w:pPr>
+      <w:r>
+        <w:t xml:space="preserve">Open: which precision spheres to buy, pending a canvass of the market. Answered meanwhile (D-13): the diameter must be known to 0.025 mm after finishing.</w:t>
+      </w:r>
+    </w:p>
+    <w:p>
+      <w:pPr>
         <w:pStyle w:val="FirstParagraph"/>
       </w:pPr>
       <w:r>
-        <w:t xml:space="preserve">Every question raised by the analysis is now answered or carried as a stated assumption; the next deliverable is the data-analysis code (section 11).</w:t>
+        <w:t xml:space="preserve">Every question raised by the analysis is now answered or carried as a stated assumption, except the sphere procurement of question 9, which does not block the code.</w:t>
       </w:r>
     </w:p>
     <w:bookmarkEnd w:id="33"/>

--- a/docs/analysis/calibration_from_spherical_target_analysis.docx
+++ b/docs/analysis/calibration_from_spherical_target_analysis.docx
@@ -261,7 +261,7 @@
         </w:numPr>
       </w:pPr>
       <w:r>
-        <w:t xml:space="preserve">D-13. Sphere diameters must be known to 0.025 mm, measured after the matte finish; a maker’s certificate is not required. Consequence: a diameter error of 0.025 mm is a radius error of 0.0125 mm, which enters every sphere residual as an offset along the surface normal; that is an eighth of the 0.1 mm target at 500 mm and smaller than the positioner’s 0.1 mm (D-9), so it is not the limiting term. The measurement must follow the finish (bead-blasting, anodizing or paint) and, for an aluminum sphere, be taken at the session’s temperature, since a 152 mm aluminum sphere grows 0.0035 mm per degree C.</w:t>
+        <w:t xml:space="preserve">D-13. Sphere diameters must be known to 0.025 mm, measured in-house with outside micrometers (checked against their setting standards) at no fewer than six orientations after the matte finish; a maker’s certificate and a laboratory measurement are not required. Both spheres must be spherical to 0.02 mm, which the spread of the same micrometer readings checks. Consequence: a diameter error of 0.025 mm is a radius error of 0.0125 mm, which enters every sphere residual as an offset along the surface normal; that is an eighth of the 0.1 mm target at 500 mm and smaller than the positioner’s 0.1 mm (D-9), so it is not the limiting term. The measurement must follow the finish (bead-blasting, anodizing or paint) and, for an aluminum sphere, be taken at the session’s temperature, since a 152 mm aluminum sphere grows 0.0035 mm per degree C.</w:t>
       </w:r>
     </w:p>
     <w:p>
@@ -2183,7 +2183,7 @@
         </w:numPr>
       </w:pPr>
       <w:r>
-        <w:t xml:space="preserve">Open: which precision spheres to buy, pending a canvass of the market. Answered meanwhile (D-13): the diameter must be known to 0.025 mm after finishing.</w:t>
+        <w:t xml:space="preserve">Open: which precision spheres to buy, pending a canvass of the market. Answered meanwhile (D-13): the diameter must be known to 0.025 mm after finishing, measured in-house by micrometer, and both spheres spherical to 0.02 mm.</w:t>
       </w:r>
     </w:p>
     <w:p>

--- a/docs/analysis/calibration_from_spherical_target_analysis.docx
+++ b/docs/analysis/calibration_from_spherical_target_analysis.docx
@@ -50,7 +50,7 @@
         <w:pStyle w:val="FirstParagraph"/>
       </w:pPr>
       <w:r>
-        <w:t xml:space="preserve">Status: analysis for discussion, before any code design. Date: 2026-10-03.</w:t>
+        <w:t xml:space="preserve">Status: analysis for discussion, before any code design. Date: 2026-10-03; decision log updated 2026-10-08 (D-15 to D-18: one sphere, the curvature sweep, the measurement-space curvature input, inspection and in-house checks).</w:t>
       </w:r>
     </w:p>
     <w:p>
@@ -105,7 +105,7 @@
         <w:pStyle w:val="BodyText"/>
       </w:pPr>
       <w:r>
-        <w:t xml:space="preserve">Decisions recorded so far (2026-10-04):</w:t>
+        <w:t xml:space="preserve">Decisions recorded so far (2026-10-04, with D-15 to D-18 added 2026-10-08):</w:t>
       </w:r>
     </w:p>
     <w:p>
@@ -213,7 +213,7 @@
         </w:numPr>
       </w:pPr>
       <w:r>
-        <w:t xml:space="preserve">D-10. Two sphere radii are acceptable (section 4b). Revised in section 4c: with the commanded board supplying curvature zero, one sphere plus the board already identifies a linear curvature term, so the second sphere is a linearity check rather than a requirement. If used, consequence: local curvature becomes a sixth input of the map, spanned by a low-order term (linear in 1/R suffices for the cell-averaging effect; a quadratic term tests that), and the planar correction is the map at zero curvature. Recommended pair: about 40 mm and about 80 mm radius (3 inch and 6 inch diameter precision spheres, matte), the smaller used for 300 to 550 mm standoff and the larger for 500 to 1,100 mm, with an overlap band where both are used so the 1/R term is fitted at the same positions.</w:t>
+        <w:t xml:space="preserve">D-10 (revised by D-15 and D-17; one sphere is now used, and the curvature input is the measurement-space curvature). Two sphere radii are acceptable (section 4b). Revised in section 4c: with the commanded board supplying curvature zero, one sphere plus the board already identifies a linear curvature term, so the second sphere is a linearity check rather than a requirement. If used, consequence: local curvature becomes a sixth input of the map, spanned by a low-order term (linear in 1/R suffices for the cell-averaging effect; a quadratic term tests that), and the planar correction is the map at zero curvature. Recommended pair: about 40 mm and about 80 mm radius (3 inch and 6 inch diameter precision spheres, matte), the smaller used for 300 to 550 mm standoff and the larger for 500 to 1,100 mm, with an overlap band where both are used so the 1/R term is fitted at the same positions.</w:t>
       </w:r>
     </w:p>
     <w:p>
@@ -261,7 +261,7 @@
         </w:numPr>
       </w:pPr>
       <w:r>
-        <w:t xml:space="preserve">D-13. Sphere diameters must be known to 0.025 mm, measured in-house with outside micrometers (checked against their setting standards) at no fewer than six orientations after the matte finish; a maker’s certificate and a laboratory measurement are not required. Both spheres must be spherical to 0.02 mm, which the spread of the same micrometer readings checks. Consequence: a diameter error of 0.025 mm is a radius error of 0.0125 mm, which enters every sphere residual as an offset along the surface normal; that is an eighth of the 0.1 mm target at 500 mm and smaller than the positioner’s 0.1 mm (D-9), so it is not the limiting term. The measurement must follow the finish (bead-blasting, anodizing or paint) and, for an aluminum sphere, be taken at the session’s temperature, since a 152 mm aluminum sphere grows 0.0035 mm per degree C.</w:t>
+        <w:t xml:space="preserve">D-13. Sphere diameters must be known to 0.025 mm, measured in-house with outside micrometers (checked against their setting standards) at no fewer than six orientations after the matte finish; a maker’s certificate and a laboratory measurement are not required. The sphere (both spheres, before D-15 reduced them to one) must be spherical to 0.02 mm, which the spread of the same micrometer readings checks. Consequence: a diameter error of 0.025 mm is a radius error of 0.0125 mm, which enters every sphere residual as an offset along the surface normal; that is an eighth of the 0.1 mm target at 500 mm and smaller than the positioner’s 0.1 mm (D-9), so it is not the limiting term. The measurement must follow the finish (bead-blasting, anodizing or paint) and, for an aluminum sphere, be taken at the session’s temperature, since a 152 mm aluminum sphere grows 0.0035 mm per degree C.</w:t>
       </w:r>
     </w:p>
     <w:p>
@@ -285,7 +285,127 @@
         </w:numPr>
       </w:pPr>
       <w:r>
-        <w:t xml:space="preserve">Deferred: the choice of precision spheres waits for a canvass of the market (section 10, question 9). The Rothbucher RSLB10M laser-scanner sphere (145 mm, sphericity 0.3 mm, radius within 0.15 mm) is a candidate provisional far-range sphere B; the pose plan is not changed until the choice is made.</w:t>
+        <w:t xml:space="preserve">D-15 (2026-10-08, decided by G Neil Haven in the VSX3000 performance-testing project and handed over in</w:t>
+      </w:r>
+      <w:r>
+        <w:t xml:space="preserve"> </w:t>
+      </w:r>
+      <w:r>
+        <w:rPr>
+          <w:rStyle w:val="VerbatimChar"/>
+        </w:rPr>
+        <w:t xml:space="preserve">docs/handoffs/2026-10-08_sphere_decision_handoff.md</w:t>
+      </w:r>
+      <w:r>
+        <w:t xml:space="preserve">). One sphere is sufficient to measure the curvature-dependent depth bias, and the larger one is used: sphere B, 152.4 mm nominal diameter (R = 76.2 mm), turned aluminum with a matte hard-anodized surface, M20 interface cut at a pole, carried by the stem SC1-04 on the adapter plate SC1-02. Sphere A (76.2 mm diameter) and its drawings SC1-01 and SC1-03 are retired; the drawings are archived, and no drawing is renumbered, because the plane-registration and performance-testing projects cite SC1-02, SC1-04 and SC1-05. This settles question 9 of section 10, and the Rothbucher RSLB10M (145 mm) is no longer a candidate.</w:t>
+      </w:r>
+    </w:p>
+    <w:p>
+      <w:pPr>
+        <w:pStyle w:val="Compact"/>
+        <w:numPr>
+          <w:ilvl w:val="1"/>
+          <w:numId w:val="1002"/>
+        </w:numPr>
+      </w:pPr>
+      <w:r>
+        <w:t xml:space="preserve">Reasoning. The sensor’s spatial averaging (the matching window and the effective cell) acts in pixels, so the bias it causes on a curved surface depends on the curvature of the depth profile in pixel coordinates, not on the physical radius alone. Over a sphere of radius R at range Z, with focal length f in pixels and pixel pitch on the surface p = Z / f, the depth profile in the pixel offset s is about z(s) = z0 + s^2 p^2 / (2R), so the measurement-space curvature is kappa_m = (Z / f)^2 / R. R and Z enter only through that combination. Sweeping one sphere from 300 to 1,100 mm (D-7) changes kappa_m by (1100 / 300)^2 = 13.4, whereas a second sphere of half the radius shifts it by a factor of 2, inside the span the sweep already covers. Within one frame the local curvature along the image axes also varies from the pole to the limb (1 / (R cos^3 alpha) radially, 1 / (R cos alpha) tangentially, section 4), so one capture samples a continuum of curvatures and slopes; the sweep adds the overall scale.</w:t>
+      </w:r>
+    </w:p>
+    <w:p>
+      <w:pPr>
+        <w:pStyle w:val="Compact"/>
+        <w:numPr>
+          <w:ilvl w:val="1"/>
+          <w:numId w:val="1002"/>
+        </w:numPr>
+      </w:pPr>
+      <w:r>
+        <w:t xml:space="preserve">Why the larger sphere. The apparent radius f R / Z falls with range. At the indicative 688 px focal length, sphere B subtends about 48 px in radius at 1,100 mm, sphere A about 24 px, where a 4 x 4 cell and the matching window cover a large part of the disk and silhouette effects take over from curvature.</w:t>
+      </w:r>
+    </w:p>
+    <w:p>
+      <w:pPr>
+        <w:pStyle w:val="Compact"/>
+        <w:numPr>
+          <w:ilvl w:val="1"/>
+          <w:numId w:val="1002"/>
+        </w:numPr>
+      </w:pPr>
+      <w:r>
+        <w:t xml:space="preserve">Expected magnitude. At the pole the bias is about p^2 &lt;s^2&gt; / (2R), with &lt;s^2&gt; the kernel’s mean-square width in pixels. Both this bias and the D-11 target scale as Z^2, so their ratio is constant over the volume: about 0.09 of the target for sphere B with a 4 x 4 box cell (&lt;s^2&gt; = 2.67 px^2), and about 0.14 with the handoff’s assumed 2 px kernel (&lt;s^2&gt; about 4 px^2, 0.035 mm at 800 mm). Toward the incidence cut-off the factor (sec^3 alpha + sec alpha) / 2 raises it about 3.5-fold at 55 degrees. The term is therefore small but not negligible, and it is fitted rather than ignored. The kernel width is unmeasured until the performance project’s resolution series runs; treat these numbers as uncertain by a factor of two.</w:t>
+      </w:r>
+    </w:p>
+    <w:p>
+      <w:pPr>
+        <w:pStyle w:val="Compact"/>
+        <w:numPr>
+          <w:ilvl w:val="1"/>
+          <w:numId w:val="1002"/>
+        </w:numPr>
+      </w:pPr>
+      <w:r>
+        <w:t xml:space="preserve">What is given up. The scaling check that two radii would give (sphere A at Z and sphere B at 2Z present the same kappa_m; agreement tests that kappa_m is the governing variable) is no longer in the plan. A related caveat is kept as a finding rather than a loss: if a processing step of the sensor works in millimeters (hole filling or smoothing with a millimeter threshold), the bias at fixed kappa_m shows a residual dependence on range, which the range axis of the curvature term (D-17) represents and the sweep reveals.</w:t>
+      </w:r>
+    </w:p>
+    <w:p>
+      <w:pPr>
+        <w:pStyle w:val="Compact"/>
+        <w:numPr>
+          <w:ilvl w:val="1"/>
+          <w:numId w:val="1002"/>
+        </w:numPr>
+      </w:pPr>
+      <w:r>
+        <w:t xml:space="preserve">Consequences. (i) Near range is thinner: the field-of-view bound of section 9 (R at most 36 mm at 310 mm, 58 mm at 500 mm, 81 mm at 700 mm) is exceeded by sphere B below about 700 mm, so few distinct sphere placements fit there, and the board carries more of the near-range position term; a board depth at 425 mm is added to the default plan. (ii) The free-radius check of D-14 becomes more sensitive to range scale: a 0.1 percent scale error moves sphere B’s fitted radius by 0.08 mm rather than 0.04 mm. (iii) Only one sphere tool center point is taught, and only the 150 to 175 mm micrometer is bought.</w:t>
+      </w:r>
+    </w:p>
+    <w:p>
+      <w:pPr>
+        <w:pStyle w:val="Compact"/>
+        <w:numPr>
+          <w:ilvl w:val="0"/>
+          <w:numId w:val="1001"/>
+        </w:numPr>
+      </w:pPr>
+      <w:r>
+        <w:t xml:space="preserve">D-16 (2026-10-08, decided by G Neil Haven). The sphere series, a sweep of sphere B through a geometric ladder of distances, is part of this calibration procedure, not of the performance-testing procedure. The ladder spans the calibration volume (D-7), 300 to 1,100 mm, at a ratio of 2^(1/4) between stations: 300, 357, 424, 505, 600, 714, 849, 1,009 and 1,100 mm (the last capped at the far end of the volume), with the sphere centered in the field and at the off-axis positions the pose plan already uses at each station. The quantity reported is the depth bias of the sphere’s surface against the known sphere (center from the tool center point, radius from the micrometer), as a function of kappa_m and slope, pooled over stations, with the per-station noise beside it. Cross-check: the prediction p^2 &lt;s^2&gt; / (2R) from the line spread function that the performance project’s resolution series measures (its Analysis B writes it to</w:t>
+      </w:r>
+      <w:r>
+        <w:t xml:space="preserve"> </w:t>
+      </w:r>
+      <w:r>
+        <w:rPr>
+          <w:rStyle w:val="VerbatimChar"/>
+        </w:rPr>
+        <w:t xml:space="preserve">B_lsf.csv</w:t>
+      </w:r>
+      <w:r>
+        <w:t xml:space="preserve">), which is the only plane-based estimate of the same effect. The curvature term is fitted from the sweep, with the board supplying kappa_m = 0. The wider ladder of the performance project (400 to 1,600 mm) is not adopted, because the map is not used beyond 1,100 mm.</w:t>
+      </w:r>
+    </w:p>
+    <w:p>
+      <w:pPr>
+        <w:pStyle w:val="Compact"/>
+        <w:numPr>
+          <w:ilvl w:val="0"/>
+          <w:numId w:val="1001"/>
+        </w:numPr>
+      </w:pPr>
+      <w:r>
+        <w:t xml:space="preserve">D-17 (2026-10-08, decided by G Neil Haven). The curvature input of the map is the measurement-space curvature kappa_m = (r / f)^2 x kappa, in mm of depth per px^2, where kappa is the physical curvature (1 / R on a sphere, 0 on the board, the estimated local curvature of a part at runtime), r the range of the pixel and f the focal length in pixels (the geometric mean of fx and fy). The curvature term depends on (kappa_m, range, slope_u, slope_v): linear in kappa_m (one interval, degree 1) and cubic in range and the two slopes. Reasoning: with physical curvature as the input and no range axis (the earlier term on (1 / R, slope_u, slope_v)), one sphere supplies one curvature value at every range, and a bias that grows as Z^2 cannot be represented in that term; it would leak into the position term and be applied to planes, where it does not belong. With kappa_m as the input, the expected pixel-kernel bias is flat along range at fixed kappa_m, which the range-direction smoothness penalty does not resist, and a departure from it (a millimeter-domain effect, D-15) remains representable on the range axis. The input’s upper bound becomes 0.5 mm / px^2 (a 20 mm radius out to about 2,200 mm); sphere B spans about 0.0025 at 300 mm to 0.034 at 1,100 mm. The map stores the focal lengths it was fitted with, so the runtime evaluator forms kappa_m the same way. The no-read map uses the same input.</w:t>
+      </w:r>
+    </w:p>
+    <w:p>
+      <w:pPr>
+        <w:pStyle w:val="Compact"/>
+        <w:numPr>
+          <w:ilvl w:val="0"/>
+          <w:numId w:val="1001"/>
+        </w:numPr>
+      </w:pPr>
+      <w:r>
+        <w:t xml:space="preserve">D-18 (2026-10-08, decided by G Neil Haven; the same rule in all three projects). No feature-level measurement of the fixtures is made in-house. The purchase orders for SC1-02, SC1-04, SC1-05, SC1-06 and the sphere require the fabricator’s inspection report of the toleranced features, which is kept as the as-built record; the drawings therefore carry tolerances. The in-house checks are limited to: the sphere’s diameter and sphericity by outside micrometer (D-13); the board’s flatness with a straightedge and a 0.05 mm feeler leaf; the board’s width and length with calipers; the board face’s squareness to the flange axis by run-out on the robot (dial indicator, within 0.05 mm over a turn of joint 6); and the nest re-seat check. Flatness is checked with the straightedge, not with the run-out gauge, because a fixed indicator at one radius on a rotating face reads only the run-out at that radius: a tilt shows as a once-per-turn swing, but a dished or crowned face at the same radius reads constant and goes unseen.</w:t>
       </w:r>
     </w:p>
     <w:p>
@@ -388,7 +508,7 @@
         <w:pStyle w:val="Compact"/>
         <w:numPr>
           <w:ilvl w:val="0"/>
-          <w:numId w:val="1002"/>
+          <w:numId w:val="1003"/>
         </w:numPr>
       </w:pPr>
       <w:r>
@@ -412,7 +532,7 @@
         <w:pStyle w:val="Compact"/>
         <w:numPr>
           <w:ilvl w:val="0"/>
-          <w:numId w:val="1002"/>
+          <w:numId w:val="1003"/>
         </w:numPr>
       </w:pPr>
       <w:r>
@@ -424,7 +544,7 @@
         <w:pStyle w:val="Compact"/>
         <w:numPr>
           <w:ilvl w:val="0"/>
-          <w:numId w:val="1002"/>
+          <w:numId w:val="1003"/>
         </w:numPr>
       </w:pPr>
       <w:r>
@@ -436,7 +556,7 @@
         <w:pStyle w:val="Compact"/>
         <w:numPr>
           <w:ilvl w:val="0"/>
-          <w:numId w:val="1002"/>
+          <w:numId w:val="1003"/>
         </w:numPr>
       </w:pPr>
       <w:r>
@@ -448,7 +568,7 @@
         <w:pStyle w:val="Compact"/>
         <w:numPr>
           <w:ilvl w:val="0"/>
-          <w:numId w:val="1002"/>
+          <w:numId w:val="1003"/>
         </w:numPr>
       </w:pPr>
       <w:r>
@@ -460,7 +580,7 @@
         <w:pStyle w:val="Compact"/>
         <w:numPr>
           <w:ilvl w:val="0"/>
-          <w:numId w:val="1002"/>
+          <w:numId w:val="1003"/>
         </w:numPr>
       </w:pPr>
       <w:r>
@@ -472,7 +592,7 @@
         <w:pStyle w:val="Compact"/>
         <w:numPr>
           <w:ilvl w:val="0"/>
-          <w:numId w:val="1002"/>
+          <w:numId w:val="1003"/>
         </w:numPr>
       </w:pPr>
       <w:r>
@@ -484,31 +604,31 @@
         <w:pStyle w:val="Compact"/>
         <w:numPr>
           <w:ilvl w:val="0"/>
-          <w:numId w:val="1002"/>
-        </w:numPr>
-      </w:pPr>
-      <w:r>
-        <w:t xml:space="preserve">The input set (h, v, z, normal direction) captures every regularity that is a property of a point’s own location and orientation. It misses regularities that are properties of the point’s neighborhood: curvature, depth discontinuities, texture and albedo contrast, and the sensor’s state. Of these, curvature is the one that calibration on a sphere cannot ignore, because on a sphere curvature is tied to the radius and the cell-averaging bias scales as 1/R. Adding the local curvature as a sixth input, populated by spheres of two or three radii, keeps the model a-theoretical and lets the planar correction be read off at zero curvature (section 4b).</w:t>
-      </w:r>
-    </w:p>
-    <w:p>
-      <w:pPr>
-        <w:pStyle w:val="Compact"/>
-        <w:numPr>
-          <w:ilvl w:val="0"/>
-          <w:numId w:val="1002"/>
-        </w:numPr>
-      </w:pPr>
-      <w:r>
-        <w:t xml:space="preserve">The sphere radius is squeezed between curvature bias (which wants a large sphere) and the field of view (which wants a sphere small enough to be placed at several distinct positions). Under the indicative laws, the curvature bias at the incidence cut-off relative to the temporal noise depends on the radius alone, not on distance: at a 60 degree cut-off it equals the noise at R = 79 mm and half the noise at R = 157 mm, while the field of view allows at most about 36 mm at 310 mm standoff and 116 mm at 1 m. The recommendation (section 9) is two or three spheres, roughly 40 to 50 mm radius for standoffs below 500 mm and 75 to 100 mm beyond, with the radii differing by at least a factor of two so that the 1/R dependence is measurable.</w:t>
-      </w:r>
-    </w:p>
-    <w:p>
-      <w:pPr>
-        <w:pStyle w:val="Compact"/>
-        <w:numPr>
-          <w:ilvl w:val="0"/>
-          <w:numId w:val="1002"/>
+          <w:numId w:val="1003"/>
+        </w:numPr>
+      </w:pPr>
+      <w:r>
+        <w:t xml:space="preserve">The input set (h, v, z, normal direction) captures every regularity that is a property of a point’s own location and orientation. It misses regularities that are properties of the point’s neighborhood: curvature, depth discontinuities, texture and albedo contrast, and the sensor’s state. Of these, curvature is the one that calibration on a sphere cannot ignore, because on a sphere curvature is tied to the radius and the cell-averaging bias scales as 1/R. Adding the local curvature as a sixth input, populated by spheres of two or three radii, keeps the model a-theoretical and lets the planar correction be read off at zero curvature (section 4b). Revised (D-15, D-17): the sixth input is the measurement-space curvature (Z / f)^2 / R, populated by one sphere swept over range, with range as a separate axis of the curvature term.</w:t>
+      </w:r>
+    </w:p>
+    <w:p>
+      <w:pPr>
+        <w:pStyle w:val="Compact"/>
+        <w:numPr>
+          <w:ilvl w:val="0"/>
+          <w:numId w:val="1003"/>
+        </w:numPr>
+      </w:pPr>
+      <w:r>
+        <w:t xml:space="preserve">The sphere radius is squeezed between curvature bias (which wants a large sphere) and the field of view (which wants a sphere small enough to be placed at several distinct positions). Under the indicative laws, the curvature bias at the incidence cut-off relative to the temporal noise depends on the radius alone, not on distance: at a 60 degree cut-off it equals the noise at R = 79 mm and half the noise at R = 157 mm, while the field of view allows at most about 36 mm at 310 mm standoff and 116 mm at 1 m. The recommendation (section 9) is two or three spheres, roughly 40 to 50 mm radius for standoffs below 500 mm and 75 to 100 mm beyond, with the radii differing by at least a factor of two so that the 1/R dependence is measurable. Superseded (D-15): one sphere of 76.2 mm radius, swept over the whole volume, because the averaging bias depends on R and Z only through the measurement-space curvature.</w:t>
+      </w:r>
+    </w:p>
+    <w:p>
+      <w:pPr>
+        <w:pStyle w:val="Compact"/>
+        <w:numPr>
+          <w:ilvl w:val="0"/>
+          <w:numId w:val="1003"/>
         </w:numPr>
       </w:pPr>
       <w:r>
@@ -520,7 +640,7 @@
         <w:pStyle w:val="Compact"/>
         <w:numPr>
           <w:ilvl w:val="0"/>
-          <w:numId w:val="1002"/>
+          <w:numId w:val="1003"/>
         </w:numPr>
       </w:pPr>
       <w:r>
@@ -1191,18 +1311,18 @@
       <w:pPr>
         <w:numPr>
           <w:ilvl w:val="0"/>
-          <w:numId w:val="1003"/>
-        </w:numPr>
-      </w:pPr>
-      <w:r>
-        <w:t xml:space="preserve">Curvature of the surface within the matching window and the effective cell. A stereo matcher and the cell averaging both integrate over a footprint. On a plane the integral of a linear depth ramp returns the center value, so slope alone produces no averaging bias; on a curved surface the integral differs from the center value by the footprint squared times the curvature (figure 1a). This is not representable as a function of (h, v, z, normal), and on a sphere of one radius it is perfectly confounded with slope. It matters here because the calibration target is curved and the parts measured later have other curvatures, including zero. Remedy within the same spirit: add the local curvature (or simply 1/R of the sphere during calibration, and the estimated local curvature of the part at runtime) as a sixth input, spanned by a low-order B-spline term, and populate it with spheres of two or three radii. The planar correction is then the map evaluated at zero curvature, and the extrapolation is in a quantity the data measure directly. If a sixth input is not wanted, the same data still allow the curvature contribution to be estimated and removed, since it scales as 1/R while the slope effect does not.</w:t>
-      </w:r>
-    </w:p>
-    <w:p>
-      <w:pPr>
-        <w:numPr>
-          <w:ilvl w:val="0"/>
-          <w:numId w:val="1003"/>
+          <w:numId w:val="1004"/>
+        </w:numPr>
+      </w:pPr>
+      <w:r>
+        <w:t xml:space="preserve">Curvature of the surface within the matching window and the effective cell. A stereo matcher and the cell averaging both integrate over a footprint. On a plane the integral of a linear depth ramp returns the center value, so slope alone produces no averaging bias; on a curved surface the integral differs from the center value by the footprint squared times the curvature (figure 1a). This is not representable as a function of (h, v, z, normal), and on a sphere of one radius it is perfectly confounded with slope. It matters here because the calibration target is curved and the parts measured later have other curvatures, including zero. Remedy within the same spirit: add the local curvature (or simply 1/R of the sphere during calibration, and the estimated local curvature of the part at runtime) as a sixth input, spanned by a low-order B-spline term, and populate it with spheres of two or three radii. The planar correction is then the map evaluated at zero curvature, and the extrapolation is in a quantity the data measure directly. (Revised by D-17: the input is the measurement-space curvature (Z / f)^2 / R rather than 1/R, because the averaging acts in pixels; one sphere swept over range then spans more than a decade of it.) If a sixth input is not wanted, the same data still allow the curvature contribution to be estimated and removed, since it scales as 1/R while the slope effect does not.</w:t>
+      </w:r>
+    </w:p>
+    <w:p>
+      <w:pPr>
+        <w:numPr>
+          <w:ilvl w:val="0"/>
+          <w:numId w:val="1004"/>
         </w:numPr>
       </w:pPr>
       <w:r>
@@ -1213,7 +1333,7 @@
       <w:pPr>
         <w:numPr>
           <w:ilvl w:val="0"/>
-          <w:numId w:val="1003"/>
+          <w:numId w:val="1004"/>
         </w:numPr>
       </w:pPr>
       <w:r>
@@ -1224,7 +1344,7 @@
       <w:pPr>
         <w:numPr>
           <w:ilvl w:val="0"/>
-          <w:numId w:val="1003"/>
+          <w:numId w:val="1004"/>
         </w:numPr>
       </w:pPr>
       <w:r>
@@ -1235,7 +1355,7 @@
       <w:pPr>
         <w:numPr>
           <w:ilvl w:val="0"/>
-          <w:numId w:val="1003"/>
+          <w:numId w:val="1004"/>
         </w:numPr>
       </w:pPr>
       <w:r>
@@ -1246,7 +1366,7 @@
       <w:pPr>
         <w:numPr>
           <w:ilvl w:val="0"/>
-          <w:numId w:val="1003"/>
+          <w:numId w:val="1004"/>
         </w:numPr>
       </w:pPr>
       <w:r>
@@ -1292,7 +1412,7 @@
         <w:pStyle w:val="BodyText"/>
       </w:pPr>
       <w:r>
-        <w:t xml:space="preserve">A correction to the earlier advice. The second sphere was proposed when sphere-only data collection was under consideration, to put two values on the curvature axis. With the tilted board accepted (D-2) and its pose commanded (D-6), the board already supplies curvature zero at every slope and azimuth the tilt program covers. One sphere plus the board therefore puts two points on the curvature axis, which identifies a term linear in 1/R, and the cell-averaging effect is linear in 1/R by its geometry (section 4b). A second sphere adds a third point and tests that linearity; it is a useful check, not a necessity. The decision D-10 stands as acceptable but is no longer required for identifiability.</w:t>
+        <w:t xml:space="preserve">A correction to the earlier advice. The second sphere was proposed when sphere-only data collection was under consideration, to put two values on the curvature axis. With the tilted board accepted (D-2) and its pose commanded (D-6), the board already supplies curvature zero at every slope and azimuth the tilt program covers. One sphere plus the board therefore puts two points on the curvature axis, which identifies a term linear in 1/R, and the cell-averaging effect is linear in 1/R by its geometry (section 4b). A second sphere adds a third point and tests that linearity; it is a useful check, not a necessity. The decision D-10 stands as acceptable but is no longer required for identifiability. (Since D-15 only one sphere is used; D-17 adds range to the curvature term so that the one sphere’s range sweep, not a second radius, spans the curvature axis.)</w:t>
       </w:r>
     </w:p>
     <w:p>
@@ -2025,7 +2145,7 @@
         <w:pStyle w:val="BodyText"/>
       </w:pPr>
       <w:r>
-        <w:t xml:space="preserve">Lower bound from curvature bias. The cell-averaging bias at the incidence cut-off, relative to the temporal noise of one cell, is footprint-per-millimeter-of-standoff squared, times (sec^3 alpha + sec alpha), divided by 24 k R. Because the footprint grows as z and the noise as z^2, the ratio depends on R alone. For a bias no larger than half the noise: R &gt;= 67 mm at a 45 degree cut-off, 111 mm at 55 degrees, 157 mm at 60 degrees, 246 mm at 65 degrees. For a bias no larger than the noise, halve these. This bound is the reason to prefer a cut-off near the measured no-read onset rather than above it, and the reason to measure the 1/R dependence with two radii rather than rely on one large sphere.</w:t>
+        <w:t xml:space="preserve">Lower bound from curvature bias. The cell-averaging bias at the incidence cut-off, relative to the temporal noise of one cell, is footprint-per-millimeter-of-standoff squared, times (sec^3 alpha + sec alpha), divided by 24 k R. Because the footprint grows as z and the noise as z^2, the ratio depends on R alone. For a bias no larger than half the noise: R &gt;= 67 mm at a 45 degree cut-off, 111 mm at 55 degrees, 157 mm at 60 degrees, 246 mm at 65 degrees. For a bias no larger than the noise, halve these. This bound is the reason to prefer a cut-off near the measured no-read onset rather than above it, and the reason to measure the 1/R dependence with two radii rather than rely on one large sphere. (D-15 measures it instead with one large sphere swept over range: the bias depends on R and Z only through (Z / f)^2 / R, so the sweep spans the same variable.)</w:t>
       </w:r>
     </w:p>
     <w:p>
@@ -2057,7 +2177,7 @@
         <w:pStyle w:val="BodyText"/>
       </w:pPr>
       <w:r>
-        <w:t xml:space="preserve">The bounds conflict at near standoffs. With the strict curvature bound (bias at most half the noise at a 60 degree cut-off, R &gt;= 157 mm) no standoff below about 1.3 m admits any radius. With a relaxed bound (bias at most equal to the noise at a 55 degree cut-off, R &gt;= 55 mm) the feasible band opens only above about 480 mm standoff and runs from the relaxed bound up to the field-of-view bound (figure 4b, shaded). Below about 480 mm no radius satisfies even the relaxed bound: there the curvature bias must be measured with two radii and removed, or the cut-off lowered to about 45 degrees (R &gt;= 33 mm at bias equal to noise). The practical resolution, now decided (D-10): (i) a cut-off of 50 to 55 degrees for the slope term, which also sits below the no-read onset the problem statement reports; (ii) two radii differing by a factor of two, with curvature carried as a sixth input so that the 1/R term is measured and the planar correction read at zero curvature; (iii) radii matched to standoff: about 40 mm (3 inch diameter) for 300 to 550 mm and about 80 mm (6 inch diameter) for 500 to 1,100 mm, with both used in the 500 to 550 mm overlap so the curvature term is fitted at common positions. At 300 mm the 40 mm sphere’s image fills about a third of the short axis, the limit of the field-of-view bound; at 1,100 mm the 80 mm sphere’s visible disk spans about 20 effective cells, above the sampling bound. Precision spheres are commonly available at 1.5, 2, 3 and 4 inch diameters (19, 25, 38, 51 mm radius) and larger on request; a matte diffuse surface (ceramic, or a painted or bead-blasted finish) is required, since a polished sphere returns a specular highlight from the sensor’s own projector and little else. The sphere’s radius should be certified; its surface finish should be the same on all spheres used.</w:t>
+        <w:t xml:space="preserve">The bounds conflict at near standoffs. With the strict curvature bound (bias at most half the noise at a 60 degree cut-off, R &gt;= 157 mm) no standoff below about 1.3 m admits any radius. With a relaxed bound (bias at most equal to the noise at a 55 degree cut-off, R &gt;= 55 mm) the feasible band opens only above about 480 mm standoff and runs from the relaxed bound up to the field-of-view bound (figure 4b, shaded). Below about 480 mm no radius satisfies even the relaxed bound: there the curvature bias must be measured with two radii and removed, or the cut-off lowered to about 45 degrees (R &gt;= 33 mm at bias equal to noise). The practical resolution, now decided (D-10): (i) a cut-off of 50 to 55 degrees for the slope term, which also sits below the no-read onset the problem statement reports; (ii) two radii differing by a factor of two, with curvature carried as a sixth input so that the 1/R term is measured and the planar correction read at zero curvature; (iii) radii matched to standoff: about 40 mm (3 inch diameter) for 300 to 550 mm and about 80 mm (6 inch diameter) for 500 to 1,100 mm, with both used in the 500 to 550 mm overlap so the curvature term is fitted at common positions. (Superseded by D-15: one sphere of 76.2 mm radius is swept over the whole volume. The two-radius overlap, and with it the check that sphere A at Z and sphere B at 2Z show the same bias, is no longer in the plan.) At 300 mm the 40 mm sphere’s image fills about a third of the short axis, the limit of the field-of-view bound; at 1,100 mm the 80 mm sphere’s visible disk spans about 20 effective cells, above the sampling bound. Precision spheres are commonly available at 1.5, 2, 3 and 4 inch diameters (19, 25, 38, 51 mm radius) and larger on request; a matte diffuse surface (ceramic, or a painted or bead-blasted finish) is required, since a polished sphere returns a specular highlight from the sensor’s own projector and little else. The sphere’s radius should be certified; its surface finish should be the same on all spheres used.</w:t>
       </w:r>
     </w:p>
     <w:p>
@@ -2083,7 +2203,7 @@
         <w:pStyle w:val="Compact"/>
         <w:numPr>
           <w:ilvl w:val="0"/>
-          <w:numId w:val="1004"/>
+          <w:numId w:val="1005"/>
         </w:numPr>
       </w:pPr>
       <w:r>
@@ -2095,7 +2215,7 @@
         <w:pStyle w:val="Compact"/>
         <w:numPr>
           <w:ilvl w:val="0"/>
-          <w:numId w:val="1004"/>
+          <w:numId w:val="1005"/>
         </w:numPr>
       </w:pPr>
       <w:r>
@@ -2107,7 +2227,7 @@
         <w:pStyle w:val="Compact"/>
         <w:numPr>
           <w:ilvl w:val="0"/>
-          <w:numId w:val="1004"/>
+          <w:numId w:val="1005"/>
         </w:numPr>
       </w:pPr>
       <w:r>
@@ -2119,7 +2239,7 @@
         <w:pStyle w:val="Compact"/>
         <w:numPr>
           <w:ilvl w:val="0"/>
-          <w:numId w:val="1004"/>
+          <w:numId w:val="1005"/>
         </w:numPr>
       </w:pPr>
       <w:r>
@@ -2131,7 +2251,7 @@
         <w:pStyle w:val="Compact"/>
         <w:numPr>
           <w:ilvl w:val="0"/>
-          <w:numId w:val="1004"/>
+          <w:numId w:val="1005"/>
         </w:numPr>
       </w:pPr>
       <w:r>
@@ -2143,31 +2263,31 @@
         <w:pStyle w:val="Compact"/>
         <w:numPr>
           <w:ilvl w:val="0"/>
-          <w:numId w:val="1004"/>
-        </w:numPr>
-      </w:pPr>
-      <w:r>
-        <w:t xml:space="preserve">Answered (D-9, D-14): positioner accuracy 0.1 mm; no two-sphere bar. The mounting offsets of sphere and board to the tool point are measured in the stage-1 procedure, by the three-ball nest routine for each sphere and the board’s tool frame.</w:t>
-      </w:r>
-    </w:p>
-    <w:p>
-      <w:pPr>
-        <w:pStyle w:val="Compact"/>
-        <w:numPr>
-          <w:ilvl w:val="0"/>
-          <w:numId w:val="1004"/>
-        </w:numPr>
-      </w:pPr>
-      <w:r>
-        <w:t xml:space="preserve">Answered (D-10): two radii, curvature as a sixth input.</w:t>
-      </w:r>
-    </w:p>
-    <w:p>
-      <w:pPr>
-        <w:pStyle w:val="Compact"/>
-        <w:numPr>
-          <w:ilvl w:val="0"/>
-          <w:numId w:val="1004"/>
+          <w:numId w:val="1005"/>
+        </w:numPr>
+      </w:pPr>
+      <w:r>
+        <w:t xml:space="preserve">Answered (D-9, D-14): positioner accuracy 0.1 mm; no two-sphere bar. The mounting offsets of sphere and board to the tool point are measured in the stage-1 procedure, by the three-ball nest routine for the sphere (one sphere since D-15) and the board’s tool frame.</w:t>
+      </w:r>
+    </w:p>
+    <w:p>
+      <w:pPr>
+        <w:pStyle w:val="Compact"/>
+        <w:numPr>
+          <w:ilvl w:val="0"/>
+          <w:numId w:val="1005"/>
+        </w:numPr>
+      </w:pPr>
+      <w:r>
+        <w:t xml:space="preserve">Answered (D-10, revised by D-15 and D-17): one sphere swept over range, with the measurement-space curvature as the sixth input and range as an axis of the curvature term.</w:t>
+      </w:r>
+    </w:p>
+    <w:p>
+      <w:pPr>
+        <w:pStyle w:val="Compact"/>
+        <w:numPr>
+          <w:ilvl w:val="0"/>
+          <w:numId w:val="1005"/>
         </w:numPr>
       </w:pPr>
       <w:r>
@@ -2179,11 +2299,11 @@
         <w:pStyle w:val="Compact"/>
         <w:numPr>
           <w:ilvl w:val="0"/>
-          <w:numId w:val="1004"/>
-        </w:numPr>
-      </w:pPr>
-      <w:r>
-        <w:t xml:space="preserve">Open: which precision spheres to buy, pending a canvass of the market. Answered meanwhile (D-13): the diameter must be known to 0.025 mm after finishing, measured in-house by micrometer, and both spheres spherical to 0.02 mm.</w:t>
+          <w:numId w:val="1005"/>
+        </w:numPr>
+      </w:pPr>
+      <w:r>
+        <w:t xml:space="preserve">Answered (D-15, D-13, D-18): one sphere, sphere B, 152.4 mm turned aluminum, matte hard-anodized, M20 at a pole; its diameter known to 0.025 mm after finishing, measured in-house by micrometer, spherical to 0.02 mm; the turner’s inspection report kept as the as-built record.</w:t>
       </w:r>
     </w:p>
     <w:p>
@@ -2191,7 +2311,7 @@
         <w:pStyle w:val="FirstParagraph"/>
       </w:pPr>
       <w:r>
-        <w:t xml:space="preserve">Every question raised by the analysis is now answered or carried as a stated assumption, except the sphere procurement of question 9, which does not block the code.</w:t>
+        <w:t xml:space="preserve">Every question raised by the analysis is now answered or carried as a stated assumption.</w:t>
       </w:r>
     </w:p>
     <w:bookmarkEnd w:id="33"/>
@@ -2628,34 +2748,7 @@
     <w:abstractNumId w:val="991"/>
   </w:num>
   <w:num w:numId="1002">
-    <w:abstractNumId w:val="99411"/>
-    <w:lvlOverride w:ilvl="0">
-      <w:startOverride w:val="1"/>
-    </w:lvlOverride>
-    <w:lvlOverride w:ilvl="1">
-      <w:startOverride w:val="1"/>
-    </w:lvlOverride>
-    <w:lvlOverride w:ilvl="2">
-      <w:startOverride w:val="1"/>
-    </w:lvlOverride>
-    <w:lvlOverride w:ilvl="3">
-      <w:startOverride w:val="1"/>
-    </w:lvlOverride>
-    <w:lvlOverride w:ilvl="4">
-      <w:startOverride w:val="1"/>
-    </w:lvlOverride>
-    <w:lvlOverride w:ilvl="5">
-      <w:startOverride w:val="1"/>
-    </w:lvlOverride>
-    <w:lvlOverride w:ilvl="6">
-      <w:startOverride w:val="1"/>
-    </w:lvlOverride>
-    <w:lvlOverride w:ilvl="7">
-      <w:startOverride w:val="1"/>
-    </w:lvlOverride>
-    <w:lvlOverride w:ilvl="8">
-      <w:startOverride w:val="1"/>
-    </w:lvlOverride>
+    <w:abstractNumId w:val="991"/>
   </w:num>
   <w:num w:numId="1003">
     <w:abstractNumId w:val="99411"/>
@@ -2688,6 +2781,36 @@
     </w:lvlOverride>
   </w:num>
   <w:num w:numId="1004">
+    <w:abstractNumId w:val="99411"/>
+    <w:lvlOverride w:ilvl="0">
+      <w:startOverride w:val="1"/>
+    </w:lvlOverride>
+    <w:lvlOverride w:ilvl="1">
+      <w:startOverride w:val="1"/>
+    </w:lvlOverride>
+    <w:lvlOverride w:ilvl="2">
+      <w:startOverride w:val="1"/>
+    </w:lvlOverride>
+    <w:lvlOverride w:ilvl="3">
+      <w:startOverride w:val="1"/>
+    </w:lvlOverride>
+    <w:lvlOverride w:ilvl="4">
+      <w:startOverride w:val="1"/>
+    </w:lvlOverride>
+    <w:lvlOverride w:ilvl="5">
+      <w:startOverride w:val="1"/>
+    </w:lvlOverride>
+    <w:lvlOverride w:ilvl="6">
+      <w:startOverride w:val="1"/>
+    </w:lvlOverride>
+    <w:lvlOverride w:ilvl="7">
+      <w:startOverride w:val="1"/>
+    </w:lvlOverride>
+    <w:lvlOverride w:ilvl="8">
+      <w:startOverride w:val="1"/>
+    </w:lvlOverride>
+  </w:num>
+  <w:num w:numId="1005">
     <w:abstractNumId w:val="99411"/>
     <w:lvlOverride w:ilvl="0">
       <w:startOverride w:val="1"/>

--- a/docs/analysis/calibration_from_spherical_target_analysis.docx
+++ b/docs/analysis/calibration_from_spherical_target_analysis.docx
@@ -50,7 +50,7 @@
         <w:pStyle w:val="FirstParagraph"/>
       </w:pPr>
       <w:r>
-        <w:t xml:space="preserve">Status: analysis for discussion, before any code design. Date: 2026-10-03; decision log updated 2026-10-08 (D-15 to D-18: one sphere, the curvature sweep, the measurement-space curvature input, inspection and in-house checks).</w:t>
+        <w:t xml:space="preserve">Status: analysis for discussion, before any code design. Date: 2026-10-03; decision log updated 2026-10-08 and 2026-10-09 (D-15 to D-19: one sphere, the curvature sweep, the measurement-space curvature input, inspection and in-house checks, the simulation of the planned session).</w:t>
       </w:r>
     </w:p>
     <w:p>
@@ -105,7 +105,7 @@
         <w:pStyle w:val="BodyText"/>
       </w:pPr>
       <w:r>
-        <w:t xml:space="preserve">Decisions recorded so far (2026-10-04, with D-15 to D-18 added 2026-10-08):</w:t>
+        <w:t xml:space="preserve">Decisions recorded so far (2026-10-04, with D-15 to D-18 added 2026-10-08 and D-19 on 2026-10-09):</w:t>
       </w:r>
     </w:p>
     <w:p>
@@ -393,7 +393,7 @@
         </w:numPr>
       </w:pPr>
       <w:r>
-        <w:t xml:space="preserve">D-17 (2026-10-08, decided by G Neil Haven). The curvature input of the map is the measurement-space curvature kappa_m = (r / f)^2 x kappa, in mm of depth per px^2, where kappa is the physical curvature (1 / R on a sphere, 0 on the board, the estimated local curvature of a part at runtime), r the range of the pixel and f the focal length in pixels (the geometric mean of fx and fy). The curvature term depends on (kappa_m, range, slope_u, slope_v): linear in kappa_m (one interval, degree 1) and cubic in range and the two slopes. Reasoning: with physical curvature as the input and no range axis (the earlier term on (1 / R, slope_u, slope_v)), one sphere supplies one curvature value at every range, and a bias that grows as Z^2 cannot be represented in that term; it would leak into the position term and be applied to planes, where it does not belong. With kappa_m as the input, the expected pixel-kernel bias is flat along range at fixed kappa_m, which the range-direction smoothness penalty does not resist, and a departure from it (a millimeter-domain effect, D-15) remains representable on the range axis. The input’s upper bound becomes 0.5 mm / px^2 (a 20 mm radius out to about 2,200 mm); sphere B spans about 0.0025 at 300 mm to 0.034 at 1,100 mm. The map stores the focal lengths it was fitted with, so the runtime evaluator forms kappa_m the same way. The no-read map uses the same input.</w:t>
+        <w:t xml:space="preserve">D-17 (2026-10-08). The curvature input of the map is the measurement-space curvature kappa_m = (r / f)^2 x kappa, in mm of depth per px^2, where kappa is the physical curvature (1 / R on a sphere, 0 on the board, the estimated local curvature of a part at runtime), r the range of the pixel and f the focal length in pixels (the geometric mean of fx and fy). The curvature term depends on (kappa_m, range, slope_u, slope_v): linear in kappa_m (one interval, degree 1) and cubic in range and the two slopes. Reasoning: with physical curvature as the input and no range axis (the earlier term on (1 / R, slope_u, slope_v)), one sphere supplies one curvature value at every range, and a bias that grows as Z^2 cannot be represented in that term; it would leak into the position term and be applied to planes, where it does not belong. With kappa_m as the input, the expected pixel-kernel bias is flat along range at fixed kappa_m, which the range-direction smoothness penalty does not resist, and a departure from it (a millimeter-domain effect, D-15) remains representable on the range axis. The input’s upper bound becomes 0.5 mm / px^2 (a 20 mm radius out to about 2,200 mm); sphere B spans about 0.0025 at 300 mm to 0.034 at 1,100 mm. The map stores the focal lengths it was fitted with, so the runtime evaluator forms kappa_m the same way. The no-read map uses the same input.</w:t>
       </w:r>
     </w:p>
     <w:p>
@@ -405,7 +405,31 @@
         </w:numPr>
       </w:pPr>
       <w:r>
-        <w:t xml:space="preserve">D-18 (2026-10-08, decided by G Neil Haven; the same rule in all three projects). No feature-level measurement of the fixtures is made in-house. The purchase orders for SC1-02, SC1-04, SC1-05, SC1-06 and the sphere require the fabricator’s inspection report of the toleranced features, which is kept as the as-built record; the drawings therefore carry tolerances. The in-house checks are limited to: the sphere’s diameter and sphericity by outside micrometer (D-13); the board’s flatness with a straightedge and a 0.05 mm feeler leaf; the board’s width and length with calipers; the board face’s squareness to the flange axis by run-out on the robot (dial indicator, within 0.05 mm over a turn of joint 6); and the nest re-seat check. Flatness is checked with the straightedge, not with the run-out gauge, because a fixed indicator at one radius on a rotating face reads only the run-out at that radius: a tilt shows as a once-per-turn swing, but a dished or crowned face at the same radius reads constant and goes unseen.</w:t>
+        <w:t xml:space="preserve">D-18 (2026-10-08; the same rule in all three projects). No feature-level measurement of the fixtures is made in-house. The purchase orders for SC1-02, SC1-04, SC1-05, SC1-06 and the sphere require the fabricator’s inspection report of the toleranced features, which is kept as the as-built record; the drawings therefore carry tolerances. The in-house checks are limited to: the sphere’s diameter and sphericity by outside micrometer (D-13); the board’s flatness with a straightedge and a 0.05 mm feeler leaf; the board’s width and length with calipers; the board face’s squareness to the flange axis by run-out on the robot (dial indicator, within 0.05 mm over a turn of joint 6); and the nest re-seat check. Flatness is checked with the straightedge, not with the run-out gauge, because a fixed indicator at one radius on a rotating face reads only the run-out at that radius: a tilt shows as a once-per-turn swing, but a dished or crowned face at the same radius reads constant and goes unseen.</w:t>
+      </w:r>
+    </w:p>
+    <w:p>
+      <w:pPr>
+        <w:pStyle w:val="Compact"/>
+        <w:numPr>
+          <w:ilvl w:val="0"/>
+          <w:numId w:val="1001"/>
+        </w:numPr>
+      </w:pPr>
+      <w:r>
+        <w:t xml:space="preserve">D-19 (2026-10-09, after the simulation of the planned session,</w:t>
+      </w:r>
+      <w:r>
+        <w:t xml:space="preserve"> </w:t>
+      </w:r>
+      <w:r>
+        <w:rPr>
+          <w:rStyle w:val="VerbatimChar"/>
+        </w:rPr>
+        <w:t xml:space="preserve">docs/analysis/simulations/2026-10-08_one_sphere/</w:t>
+      </w:r>
+      <w:r>
+        <w:t xml:space="preserve">). The planned session (one sphere on the ladder of D-16, the board at five depths) was rendered at full resolution with a curvature bias shaped like a 7 x 7 matching window and fitted with the production settings. Results, as root-mean-square range error against the true surfaces after removing the fit’s rigid gauge: held-out samples 0.091 mm before correction, 0.013 mm after; held-out sphere samples at 40 to 55 degrees incidence 0.164 mm before, 0.014 mm after; sphere recovery below the D-11 target at every station; probe boards not used in the fit, tilted 30 to 55 degrees at 425 to 1,050 mm, below the target in every cell (the tightest, 55 degrees at 850 mm, 0.170 mm against 0.289 mm). An added millimeter-domain effect (D-15) changed nothing measurable, and an approximation of the former two-sphere plan did no better (held-out spheres 0.022 mm against 0.011 mm). Two weak points led to two changes. (i) The board was tilted only to 40 degrees, so the planar correction between 40 degrees and the 55 degree cut-off rested on inference from the sphere and on a simulated slope error that the map can represent exactly; a 50 degree board tilt is added to the plan (217 poses instead of 200, about 2 minutes more robot time). (ii) The smoothing search chose the largest value its grid offered for the position and slope terms; the grid’s ceiling is raised from 10^4 to 10^6. The simulation tests whether the plan can identify a known field; whether the real sensor’s errors fit the map’s form is shown only by the real captures’ held-out residuals. The rerun of the simulation with both changes is reported in the same folder.</w:t>
       </w:r>
     </w:p>
     <w:p>

--- a/docs/analysis/calibration_from_spherical_target_analysis.docx
+++ b/docs/analysis/calibration_from_spherical_target_analysis.docx
@@ -429,7 +429,7 @@
         <w:t xml:space="preserve">docs/analysis/simulations/2026-10-08_one_sphere/</w:t>
       </w:r>
       <w:r>
-        <w:t xml:space="preserve">). The planned session (one sphere on the ladder of D-16, the board at five depths) was rendered at full resolution with a curvature bias shaped like a 7 x 7 matching window and fitted with the production settings. Results, as root-mean-square range error against the true surfaces after removing the fit’s rigid gauge: held-out samples 0.091 mm before correction, 0.013 mm after; held-out sphere samples at 40 to 55 degrees incidence 0.164 mm before, 0.014 mm after; sphere recovery below the D-11 target at every station; probe boards not used in the fit, tilted 30 to 55 degrees at 425 to 1,050 mm, below the target in every cell (the tightest, 55 degrees at 850 mm, 0.170 mm against 0.289 mm). An added millimeter-domain effect (D-15) changed nothing measurable, and an approximation of the former two-sphere plan did no better (held-out spheres 0.022 mm against 0.011 mm). Two weak points led to two changes. (i) The board was tilted only to 40 degrees, so the planar correction between 40 degrees and the 55 degree cut-off rested on inference from the sphere and on a simulated slope error that the map can represent exactly; a 50 degree board tilt is added to the plan (217 poses instead of 200, about 2 minutes more robot time). (ii) The smoothing search chose the largest value its grid offered for the position and slope terms; the grid’s ceiling is raised from 10^4 to 10^6. The simulation tests whether the plan can identify a known field; whether the real sensor’s errors fit the map’s form is shown only by the real captures’ held-out residuals. The rerun of the simulation with both changes is reported in the same folder.</w:t>
+        <w:t xml:space="preserve">). The planned session (one sphere on the ladder of D-16, the board at five depths) was rendered at full resolution with a curvature bias shaped like a 7 x 7 matching window and fitted with the production settings. Truth is the exact sphere and plane geometry; errors are root-mean-square range errors after removing the fit’s rigid gauge. The first run found the plan sufficient (held-out samples 0.091 mm before correction, 0.013 mm after; probe boards not used in the fit, tilted 30 to 55 degrees at 425 to 1,050 mm, below the D-11 target in every cell), with two weak points. (i) The board was tilted only to 40 degrees, so the planar correction between 40 degrees and the 55 degree cut-off rested on inference from the sphere: a 50 degree board tilt is added to the plan (217 poses instead of 200, about 2 minutes more robot time). (ii) The smoothing search chose the largest value its grid offered, 10^4, for the position and slope terms. Raising the ceiling to 10^6 was tried and withdrawn: the search then chose 10^6 and the far range got worse, because the pose-fold score is dominated by the many near-range samples. A score that weights poses or depth bands equally is an open design item. Final run (50 degree tilt, ceiling 10^4): held-out samples 0.099 mm before, 0.013 mm after; held-out spheres at 40 to 55 degrees incidence 0.161 mm before, 0.017 mm after; sphere recovery below the target at every station (0.134 mm at 1,100 mm against 0.484 mm); probe boards below the target in every cell (55 degrees at 850 mm 0.105 mm against 0.289 mm, at 1,050 mm 0.141 mm against 0.441 mm). An added millimeter-domain effect (D-15) changed nothing measurable, and an approximation of the former two-sphere plan did no better (held-out spheres 0.024 mm against 0.013 mm). The simulation tests whether the plan can identify a known field that the map can represent; whether the real sensor’s errors fit the map’s form is shown only by the real captures’ held-out residuals.</w:t>
       </w:r>
     </w:p>
     <w:p>
